--- a/Collatio/17/1. Textos/1. Marcados/17-F.docx
+++ b/Collatio/17/1. Textos/1. Marcados/17-F.docx
@@ -3,113 +3,48 @@
 <w:document xmlns:wpc="http://schemas.microsoft.com/office/word/2010/wordprocessingCanvas" xmlns:cx="http://schemas.microsoft.com/office/drawing/2014/chartex" xmlns:cx1="http://schemas.microsoft.com/office/drawing/2015/9/8/chartex" xmlns:cx2="http://schemas.microsoft.com/office/drawing/2015/10/21/chartex" xmlns:cx3="http://schemas.microsoft.com/office/drawing/2016/5/9/chartex" xmlns:cx4="http://schemas.microsoft.com/office/drawing/2016/5/10/chartex" xmlns:cx5="http://schemas.microsoft.com/office/drawing/2016/5/11/chartex" xmlns:cx6="http://schemas.microsoft.com/office/drawing/2016/5/12/chartex" xmlns:cx7="http://schemas.microsoft.com/office/drawing/2016/5/13/chartex" xmlns:cx8="http://schemas.microsoft.com/office/drawing/2016/5/14/chartex" xmlns:mc="http://schemas.openxmlformats.org/markup-compatibility/2006" xmlns:aink="http://schemas.microsoft.com/office/drawing/2016/ink" xmlns:am3d="http://schemas.microsoft.com/office/drawing/2017/model3d" xmlns:o="urn:schemas-microsoft-com:office:office" xmlns:oel="http://schemas.microsoft.com/office/2019/extlst" xmlns:r="http://schemas.openxmlformats.org/officeDocument/2006/relationships" xmlns:m="http://schemas.openxmlformats.org/officeDocument/2006/math" xmlns:v="urn:schemas-microsoft-com:vml" xmlns:wp14="http://schemas.microsoft.com/office/word/2010/wordprocessingDrawing" xmlns:wp="http://schemas.openxmlformats.org/drawingml/2006/wordprocessingDrawing" xmlns:w10="urn:schemas-microsoft-com:office:word" xmlns:w="http://schemas.openxmlformats.org/wordprocessingml/2006/main" xmlns:w14="http://schemas.microsoft.com/office/word/2010/wordml" xmlns:w15="http://schemas.microsoft.com/office/word/2012/wordml" xmlns:w16cex="http://schemas.microsoft.com/office/word/2018/wordml/cex" xmlns:w16cid="http://schemas.microsoft.com/office/word/2016/wordml/cid" xmlns:w16="http://schemas.microsoft.com/office/word/2018/wordml" xmlns:w16du="http://schemas.microsoft.com/office/word/2023/wordml/word16du" xmlns:w16sdtdh="http://schemas.microsoft.com/office/word/2020/wordml/sdtdatahash" xmlns:w16sdtfl="http://schemas.microsoft.com/office/word/2024/wordml/sdtformatlock" xmlns:w16se="http://schemas.microsoft.com/office/word/2015/wordml/symex" xmlns:wpg="http://schemas.microsoft.com/office/word/2010/wordprocessingGroup" xmlns:wpi="http://schemas.microsoft.com/office/word/2010/wordprocessingInk" xmlns:wne="http://schemas.microsoft.com/office/word/2006/wordml" xmlns:wps="http://schemas.microsoft.com/office/word/2010/wordprocessingShape" mc:Ignorable="w14 w15 w16se w16cid w16 w16cex w16sdtdh w16sdtfl w16du wp14">
   <w:body>
     <w:p>
+      <w:pPr>
+        <w:rPr>
+          <w:rFonts w:ascii="Brill" w:hAnsi="Brill"/>
+        </w:rPr>
+      </w:pPr>
       <w:r>
         <w:rPr>
+          <w:rFonts w:ascii="Brill" w:hAnsi="Brill"/>
           <w:color w:val="FF0000"/>
         </w:rPr>
         <w:t xml:space="preserve">45r </w:t>
       </w:r>
       <w:r>
-        <w:t>Rog</w:t>
-      </w:r>
-      <w:r>
-        <w:t>avi</w:t>
-      </w:r>
-      <w:r>
-        <w:t xml:space="preserve">t auditor. Quare </w:t>
-      </w:r>
-      <w:r>
-        <w:t>v</w:t>
-      </w:r>
-      <w:r>
-        <w:t>oluit Dominus caelos ad</w:t>
-      </w:r>
-      <w:r>
-        <w:t>vol</w:t>
-      </w:r>
-      <w:r>
-        <w:t xml:space="preserve">are suae ascensionis die coram Beata Maria, coetu Apostolorum, et reliqua turba? Placet hoc, respondit Magister ex physice et naturis rerum fulcire. Naturale est aquae ex altissimo scopulo delapsae postquam in profundam </w:t>
-      </w:r>
-      <w:r>
-        <w:t>val</w:t>
-      </w:r>
-      <w:r>
-        <w:t>lem defluxerit, qua</w:t>
-      </w:r>
-      <w:r>
-        <w:t>mvis vi</w:t>
-      </w:r>
-      <w:r>
-        <w:t xml:space="preserve">olentia oppositum </w:t>
+        <w:rPr>
+          <w:rFonts w:ascii="Brill" w:hAnsi="Brill"/>
+        </w:rPr>
+        <w:t xml:space="preserve">Rogavit auditor. Quare voluit Dominus caelos advolare suae ascensionis die coram Beata Maria, coetu Apostolorum, et reliqua turba? Placet hoc, respondit Magister ex physice et naturis rerum fulcire. Naturale est aquae ex altissimo scopulo delapsae postquam in profundam vallem defluxerit, quamvis violentia oppositum </w:t>
       </w:r>
       <w:r>
         <w:rPr>
+          <w:rFonts w:ascii="Brill" w:hAnsi="Brill"/>
           <w:color w:val="FF0000"/>
         </w:rPr>
         <w:t xml:space="preserve">45v </w:t>
       </w:r>
       <w:r>
-        <w:t>coneris, ut tantum ascendat, quantum descendit; quod si impediatur, aquaeductum confringit, et super terram, quo d</w:t>
+        <w:rPr>
+          <w:rFonts w:ascii="Brill" w:hAnsi="Brill"/>
+        </w:rPr>
+        <w:t>coneris, ut tantum ascendat, quantum descendit; quod si impediatur, aquaeductum confringit, et super terram, quo devenerat effunditur. Per aquam intelligere potes descensum Iesu Christi ad mundum, et ascensum eiusdem ad caelos. Descensus altissimus fuit de eminentissimo tractu. hinc scriptum invenimus nemo ascendit in caelum, nisi qui descendit de caelo. Cum igitur in vallem, idest, vitam huius</w:t>
       </w:r>
       <w:r>
-        <w:t>eve</w:t>
-      </w:r>
-      <w:r>
-        <w:t>nerat effunditur. Per aquam intelligere potes descensum Iesu Christi ad mundum, et ascensum eiusdem ad caelos. Descensus altissimus fuit de eminentissimo tractu. hinc scriptum in</w:t>
-      </w:r>
-      <w:r>
-        <w:t>v</w:t>
-      </w:r>
-      <w:r>
-        <w:t xml:space="preserve">enimus nemo ascendit in caelum, nisi qui descendit de caelo. Cum igitur in </w:t>
-      </w:r>
-      <w:r>
-        <w:t>val</w:t>
-      </w:r>
-      <w:r>
-        <w:t>lem, idest,</w:t>
-      </w:r>
-      <w:r>
-        <w:t xml:space="preserve"> vi</w:t>
-      </w:r>
-      <w:r>
-        <w:t>tam huius</w:t>
-      </w:r>
-      <w:r>
+        <w:rPr>
+          <w:rFonts w:ascii="Brill" w:hAnsi="Brill"/>
+        </w:rPr>
         <w:t xml:space="preserve"> </w:t>
       </w:r>
       <w:r>
-        <w:t>mundi temporalem descendit, aquaeductus medius abruptus est. Accidit haec fractio eo die quo a Iudaeis in crucem adactus, tunc confregerunt, mediamque conciderunt</w:t>
-      </w:r>
-      <w:r>
-        <w:t xml:space="preserve"> vi</w:t>
-      </w:r>
-      <w:r>
-        <w:t>tam eius. Et quemadmodum fracto aquaeductu aqua diffunditur, ita eius sanguis fussus ut redimeret mundum.</w:t>
-      </w:r>
-      <w:r>
-        <w:t xml:space="preserve"> ve</w:t>
-      </w:r>
-      <w:r>
-        <w:t>rum redintegratus aquaeductus in resurrectione, cum a morte ad</w:t>
-      </w:r>
-      <w:r>
-        <w:t xml:space="preserve"> vi</w:t>
-      </w:r>
-      <w:r>
-        <w:t xml:space="preserve">tam suscitatus fuit. </w:t>
-      </w:r>
-      <w:r>
-        <w:t>V</w:t>
-      </w:r>
-      <w:r>
-        <w:t xml:space="preserve">eluti cum aquaeductus resarcitur et redintegratur, quo eandem altitudinem possit aqua repetere, ac defluerat omnes igitur simul conspicati sunt illum ad caelos regredi sessurum ad Patris dexteram corporaliter in carne, quam ex Beata </w:t>
-      </w:r>
-      <w:r>
-        <w:t>V</w:t>
-      </w:r>
-      <w:r>
-        <w:t>irgine genitrice praehenderat.</w:t>
+        <w:rPr>
+          <w:rFonts w:ascii="Brill" w:hAnsi="Brill"/>
+        </w:rPr>
+        <w:t>mundi temporalem descendit, aquaeductus medius abruptus est. Accidit haec fractio eo die quo a Iudaeis in crucem adactus, tunc confregerunt, mediamque conciderunt vitam eius. Et quemadmodum fracto aquaeductu aqua diffunditur, ita eius sanguis fussus ut redimeret mundum. verum redintegratus aquaeductus in resurrectione, cum a morte ad vitam suscitatus fuit. Veluti cum aquaeductus resarcitur et redintegratur, quo eandem altitudinem possit aqua repetere, ac defluerat omnes igitur simul conspicati sunt illum ad caelos regredi sessurum ad Patris dexteram corporaliter in carne, quam ex Beata Virgine genitrice praehenderat.</w:t>
       </w:r>
     </w:p>
     <w:sectPr>
